--- a/backend/tools/Journal/output/template_test/test_paudia.docx
+++ b/backend/tools/Journal/output/template_test/test_paudia.docx
@@ -541,7 +541,7 @@
           <w:rFonts w:ascii="Times New Roman" w:hAnsi="Times New Roman"/>
           <w:sz w:val="18"/>
         </w:rPr>
-        <w:t>University of Technology</w:t>
+        <w:t>Research Institute</w:t>
       </w:r>
     </w:p>
     <w:p>
@@ -554,7 +554,7 @@
           <w:rFonts w:ascii="Times New Roman" w:hAnsi="Times New Roman"/>
           <w:sz w:val="18"/>
         </w:rPr>
-        <w:t>Research Institute</w:t>
+        <w:t>University of Technology</w:t>
       </w:r>
     </w:p>
     <w:p>
